--- a/hw2/deliverables/Аналитическая_записка.docx
+++ b/hw2/deliverables/Аналитическая_записка.docx
@@ -278,7 +278,37 @@
         <w:pStyle w:val="FirstParagraph"/>
       </w:pPr>
       <w:r>
-        <w:t xml:space="preserve">Выборка — 35 акций Мосбиржи: 15 бумаг из ДЗ1 и 20 крупнейших по капитализации и ликвидности. Разброс по размеру и оценке нужен, чтобы факторы SMB и HML могли проявиться. Общее у всех бумаг: одна площадка (режим TQBR), рубли, входят или входили в индекс Мосбиржи; различаются отрасль, размер, B/M, дивидендная политика и доля государства.</w:t>
+        <w:t xml:space="preserve">Выборка — 35 акций Мосбиржи: 15 бумаг из ДЗ1 и 20 крупнейших по капитализации и ликвидности.</w:t>
+      </w:r>
+    </w:p>
+    <w:p>
+      <w:pPr>
+        <w:pStyle w:val="BodyText"/>
+      </w:pPr>
+      <w:r>
+        <w:rPr>
+          <w:bCs/>
+          <w:b/>
+        </w:rPr>
+        <w:t xml:space="preserve">Что общего: одни и те же «плохие времена».</w:t>
+      </w:r>
+      <w:r>
+        <w:t xml:space="preserve"> </w:t>
+      </w:r>
+      <w:r>
+        <w:t xml:space="preserve">Средняя корреляция месячных доходностей пар акций — 0,39 (внутри отрасли 0,45, между отраслями 0,38): общий шок сильнее отраслевого, это и есть рыночный фактор. В 11 месяцах из 119 падало больше 80% акций: пандемия 2020 г., санкции и мобилизация 2022 г., ключевая ставка 21% в 2024 г. Общие черты рынка: зависимость от нефти и курса рубля, высокая доля государства, дивидендная модель, после 2022 г. рынок закрыт для нерезидентов.</w:t>
+      </w:r>
+    </w:p>
+    <w:p>
+      <w:pPr>
+        <w:pStyle w:val="BodyText"/>
+      </w:pPr>
+      <w:r>
+        <w:rPr>
+          <w:bCs/>
+          <w:b/>
+        </w:rPr>
+        <w:t xml:space="preserve">Чем различаются — по осям, которые проверяет модель:</w:t>
       </w:r>
     </w:p>
     <w:tbl>
@@ -305,6 +335,276 @@
               <w:jc w:val="left"/>
             </w:pPr>
             <w:r>
+              <w:t xml:space="preserve">Ось</w:t>
+            </w:r>
+          </w:p>
+        </w:tc>
+        <w:tc>
+          <w:tcPr/>
+          <w:p>
+            <w:pPr>
+              <w:pStyle w:val="Compact"/>
+              <w:jc w:val="left"/>
+            </w:pPr>
+            <w:r>
+              <w:t xml:space="preserve">Один полюс</w:t>
+            </w:r>
+          </w:p>
+        </w:tc>
+        <w:tc>
+          <w:tcPr/>
+          <w:p>
+            <w:pPr>
+              <w:pStyle w:val="Compact"/>
+              <w:jc w:val="left"/>
+            </w:pPr>
+            <w:r>
+              <w:t xml:space="preserve">Другой полюс</w:t>
+            </w:r>
+          </w:p>
+        </w:tc>
+      </w:tr>
+      <w:tr>
+        <w:tc>
+          <w:tcPr/>
+          <w:p>
+            <w:pPr>
+              <w:pStyle w:val="Compact"/>
+              <w:jc w:val="left"/>
+            </w:pPr>
+            <w:r>
+              <w:t xml:space="preserve">Размер (SMB)</w:t>
+            </w:r>
+          </w:p>
+        </w:tc>
+        <w:tc>
+          <w:tcPr/>
+          <w:p>
+            <w:pPr>
+              <w:pStyle w:val="Compact"/>
+              <w:jc w:val="left"/>
+            </w:pPr>
+            <w:r>
+              <w:t xml:space="preserve">SBER, LKOH, GAZP</w:t>
+            </w:r>
+          </w:p>
+        </w:tc>
+        <w:tc>
+          <w:tcPr/>
+          <w:p>
+            <w:pPr>
+              <w:pStyle w:val="Compact"/>
+              <w:jc w:val="left"/>
+            </w:pPr>
+            <w:r>
+              <w:t xml:space="preserve">RENI, MSNG, UPRO, CBOM</w:t>
+            </w:r>
+          </w:p>
+        </w:tc>
+      </w:tr>
+      <w:tr>
+        <w:tc>
+          <w:tcPr/>
+          <w:p>
+            <w:pPr>
+              <w:pStyle w:val="Compact"/>
+              <w:jc w:val="left"/>
+            </w:pPr>
+            <w:r>
+              <w:t xml:space="preserve">Оценка (HML)</w:t>
+            </w:r>
+          </w:p>
+        </w:tc>
+        <w:tc>
+          <w:tcPr/>
+          <w:p>
+            <w:pPr>
+              <w:pStyle w:val="Compact"/>
+              <w:jc w:val="left"/>
+            </w:pPr>
+            <w:r>
+              <w:t xml:space="preserve">«Стоимость»: банки, энергетика</w:t>
+            </w:r>
+          </w:p>
+        </w:tc>
+        <w:tc>
+          <w:tcPr/>
+          <w:p>
+            <w:pPr>
+              <w:pStyle w:val="Compact"/>
+              <w:jc w:val="left"/>
+            </w:pPr>
+            <w:r>
+              <w:t xml:space="preserve">«Рост»: HEAD, OZON, YDEX</w:t>
+            </w:r>
+          </w:p>
+        </w:tc>
+      </w:tr>
+      <w:tr>
+        <w:tc>
+          <w:tcPr/>
+          <w:p>
+            <w:pPr>
+              <w:pStyle w:val="Compact"/>
+              <w:jc w:val="left"/>
+            </w:pPr>
+            <w:r>
+              <w:t xml:space="preserve">Бета (CAPM)</w:t>
+            </w:r>
+          </w:p>
+        </w:tc>
+        <w:tc>
+          <w:tcPr/>
+          <w:p>
+            <w:pPr>
+              <w:pStyle w:val="Compact"/>
+              <w:jc w:val="left"/>
+            </w:pPr>
+            <w:r>
+              <w:t xml:space="preserve">HEAD, OZON, SBER: β &gt; 1,3</w:t>
+            </w:r>
+          </w:p>
+        </w:tc>
+        <w:tc>
+          <w:tcPr/>
+          <w:p>
+            <w:pPr>
+              <w:pStyle w:val="Compact"/>
+              <w:jc w:val="left"/>
+            </w:pPr>
+            <w:r>
+              <w:t xml:space="preserve">CBOM, SNGSP, IRAO: β &lt; 0,7</w:t>
+            </w:r>
+          </w:p>
+        </w:tc>
+      </w:tr>
+      <w:tr>
+        <w:tc>
+          <w:tcPr/>
+          <w:p>
+            <w:pPr>
+              <w:pStyle w:val="Compact"/>
+              <w:jc w:val="left"/>
+            </w:pPr>
+            <w:r>
+              <w:t xml:space="preserve">Выручка</w:t>
+            </w:r>
+          </w:p>
+        </w:tc>
+        <w:tc>
+          <w:tcPr/>
+          <w:p>
+            <w:pPr>
+              <w:pStyle w:val="Compact"/>
+              <w:jc w:val="left"/>
+            </w:pPr>
+            <w:r>
+              <w:t xml:space="preserve">Экспорт: нефть, металлы</w:t>
+            </w:r>
+          </w:p>
+        </w:tc>
+        <w:tc>
+          <w:tcPr/>
+          <w:p>
+            <w:pPr>
+              <w:pStyle w:val="Compact"/>
+              <w:jc w:val="left"/>
+            </w:pPr>
+            <w:r>
+              <w:t xml:space="preserve">Внутренний спрос: ритейл, IT</w:t>
+            </w:r>
+          </w:p>
+        </w:tc>
+      </w:tr>
+      <w:tr>
+        <w:tc>
+          <w:tcPr/>
+          <w:p>
+            <w:pPr>
+              <w:pStyle w:val="Compact"/>
+              <w:jc w:val="left"/>
+            </w:pPr>
+            <w:r>
+              <w:t xml:space="preserve">Собственник</w:t>
+            </w:r>
+          </w:p>
+        </w:tc>
+        <w:tc>
+          <w:tcPr/>
+          <w:p>
+            <w:pPr>
+              <w:pStyle w:val="Compact"/>
+              <w:jc w:val="left"/>
+            </w:pPr>
+            <w:r>
+              <w:t xml:space="preserve">11 госкомпаний: 13,2% год.</w:t>
+            </w:r>
+          </w:p>
+        </w:tc>
+        <w:tc>
+          <w:tcPr/>
+          <w:p>
+            <w:pPr>
+              <w:pStyle w:val="Compact"/>
+              <w:jc w:val="left"/>
+            </w:pPr>
+            <w:r>
+              <w:t xml:space="preserve">Частные: 23,7% год.</w:t>
+            </w:r>
+          </w:p>
+        </w:tc>
+      </w:tr>
+    </w:tbl>
+    <w:p>
+      <w:pPr>
+        <w:pStyle w:val="BodyText"/>
+      </w:pPr>
+      <w:r>
+        <w:rPr>
+          <w:bCs/>
+          <w:b/>
+        </w:rPr>
+        <w:t xml:space="preserve">Почему именно эти.</w:t>
+      </w:r>
+      <w:r>
+        <w:t xml:space="preserve"> </w:t>
+      </w:r>
+      <w:r>
+        <w:t xml:space="preserve">Полюса по размеру и оценке — чтобы SMB и HML было на чём проверить; шесть отраслей и ликвидные бумаги — надёжные беты; 15 бумаг из ДЗ1. Российский рынок после 2022 г. изолирован и пережил сильные шоки — жёсткий тест моделей, построенных на американских данных.</w:t>
+      </w:r>
+    </w:p>
+    <w:p>
+      <w:pPr>
+        <w:pStyle w:val="BodyText"/>
+      </w:pPr>
+      <w:r>
+        <w:t xml:space="preserve">Состав выборки по отраслям:</w:t>
+      </w:r>
+    </w:p>
+    <w:tbl>
+      <w:tblPr>
+        <w:tblStyle w:val="Table"/>
+        <w:tblW w:type="pct" w:w="5000"/>
+        <w:tblLook w:firstRow="1" w:lastRow="0" w:firstColumn="0" w:lastColumn="0" w:noHBand="0" w:noVBand="0" w:val="0020"/>
+        <w:jc w:val="start"/>
+      </w:tblPr>
+      <w:tblGrid>
+        <w:gridCol w:w="2640"/>
+        <w:gridCol w:w="2640"/>
+        <w:gridCol w:w="2640"/>
+      </w:tblGrid>
+      <w:tr>
+        <w:trPr>
+          <w:tblHeader w:val="true"/>
+        </w:trPr>
+        <w:tc>
+          <w:tcPr/>
+          <w:p>
+            <w:pPr>
+              <w:pStyle w:val="Compact"/>
+              <w:jc w:val="left"/>
+            </w:pPr>
+            <w:r>
               <w:t xml:space="preserve">Отрасль</w:t>
             </w:r>
           </w:p>
@@ -595,41 +895,133 @@
       <w:r>
         <w:t xml:space="preserve"> </w:t>
       </w:r>
-      <w:r>
-        <w:t xml:space="preserve">R = (P</w:t>
-      </w:r>
-      <w:r>
-        <w:rPr>
-          <w:vertAlign w:val="subscript"/>
-        </w:rPr>
-        <w:t xml:space="preserve">t</w:t>
-      </w:r>
-      <w:r>
-        <w:t xml:space="preserve"> </w:t>
-      </w:r>
-      <w:r>
-        <w:t xml:space="preserve">+ D</w:t>
-      </w:r>
-      <w:r>
-        <w:rPr>
-          <w:vertAlign w:val="subscript"/>
-        </w:rPr>
-        <w:t xml:space="preserve">t</w:t>
-      </w:r>
-      <w:r>
-        <w:t xml:space="preserve">) / P</w:t>
-      </w:r>
-      <w:r>
-        <w:rPr>
-          <w:vertAlign w:val="subscript"/>
-        </w:rPr>
-        <w:t xml:space="preserve">t−1</w:t>
-      </w:r>
-      <w:r>
-        <w:t xml:space="preserve"> </w:t>
-      </w:r>
-      <w:r>
-        <w:t xml:space="preserve">− 1; дивиденд относится к месяцу экс-даты (T+2, с 31.07.2023 — T+1). Дивиденды дают до 11–12% годовых (MTSS, SNGSP), без них доходность занижена. Сплиты уже учтены биржей; тикеры склеены (YNDX→YDEX, FIVE→X5, HHRU→HEAD), 8 месяцев без торгов X5 исключены.</w:t>
+      <m:oMath>
+        <m:sSub>
+          <m:e>
+            <m:r>
+              <m:t>R</m:t>
+            </m:r>
+          </m:e>
+          <m:sub>
+            <m:r>
+              <m:t>i</m:t>
+            </m:r>
+            <m:r>
+              <m:rPr>
+                <m:sty m:val="p"/>
+              </m:rPr>
+              <m:t>,</m:t>
+            </m:r>
+            <m:r>
+              <m:t>t</m:t>
+            </m:r>
+          </m:sub>
+        </m:sSub>
+        <m:r>
+          <m:rPr>
+            <m:sty m:val="p"/>
+          </m:rPr>
+          <m:t>=</m:t>
+        </m:r>
+        <m:f>
+          <m:fPr>
+            <m:type m:val="bar"/>
+          </m:fPr>
+          <m:num>
+            <m:sSub>
+              <m:e>
+                <m:r>
+                  <m:t>P</m:t>
+                </m:r>
+              </m:e>
+              <m:sub>
+                <m:r>
+                  <m:t>i</m:t>
+                </m:r>
+                <m:r>
+                  <m:rPr>
+                    <m:sty m:val="p"/>
+                  </m:rPr>
+                  <m:t>,</m:t>
+                </m:r>
+                <m:r>
+                  <m:t>t</m:t>
+                </m:r>
+              </m:sub>
+            </m:sSub>
+            <m:r>
+              <m:rPr>
+                <m:sty m:val="p"/>
+              </m:rPr>
+              <m:t>+</m:t>
+            </m:r>
+            <m:sSub>
+              <m:e>
+                <m:r>
+                  <m:t>D</m:t>
+                </m:r>
+              </m:e>
+              <m:sub>
+                <m:r>
+                  <m:t>i</m:t>
+                </m:r>
+                <m:r>
+                  <m:rPr>
+                    <m:sty m:val="p"/>
+                  </m:rPr>
+                  <m:t>,</m:t>
+                </m:r>
+                <m:r>
+                  <m:t>t</m:t>
+                </m:r>
+              </m:sub>
+            </m:sSub>
+          </m:num>
+          <m:den>
+            <m:sSub>
+              <m:e>
+                <m:r>
+                  <m:t>P</m:t>
+                </m:r>
+              </m:e>
+              <m:sub>
+                <m:r>
+                  <m:t>i</m:t>
+                </m:r>
+                <m:r>
+                  <m:rPr>
+                    <m:sty m:val="p"/>
+                  </m:rPr>
+                  <m:t>,</m:t>
+                </m:r>
+                <m:r>
+                  <m:t>t</m:t>
+                </m:r>
+                <m:r>
+                  <m:rPr>
+                    <m:sty m:val="p"/>
+                  </m:rPr>
+                  <m:t>−</m:t>
+                </m:r>
+                <m:r>
+                  <m:t>1</m:t>
+                </m:r>
+              </m:sub>
+            </m:sSub>
+          </m:den>
+        </m:f>
+        <m:r>
+          <m:rPr>
+            <m:sty m:val="p"/>
+          </m:rPr>
+          <m:t>−</m:t>
+        </m:r>
+        <m:r>
+          <m:t>1</m:t>
+        </m:r>
+      </m:oMath>
+      <w:r>
+        <w:t xml:space="preserve">; дивиденд относится к месяцу экс-даты (T+2, с 31.07.2023 — T+1). Дивиденды дают до 11–12% годовых (MTSS, SNGSP), без них доходность занижена. Сплиты уже учтены биржей; тикеры склеены (YNDX→YDEX, FIVE→X5, HHRU→HEAD), 8 месяцев без торгов X5 исключены.</w:t>
       </w:r>
     </w:p>
     <w:p>
@@ -1007,8 +1399,107 @@
       <w:r>
         <w:t xml:space="preserve"> </w:t>
       </w:r>
-      <w:r>
-        <w:t xml:space="preserve">Σ β·λ, где λ — средняя доходность фактора; требуемая доходность = текущая ставка 1-летних ОФЗ (13,72% на 30.09.2026) + премия.</w:t>
+      <m:oMath>
+        <m:r>
+          <m:t>R</m:t>
+        </m:r>
+        <m:sSub>
+          <m:e>
+            <m:r>
+              <m:t>P</m:t>
+            </m:r>
+          </m:e>
+          <m:sub>
+            <m:r>
+              <m:t>i</m:t>
+            </m:r>
+          </m:sub>
+        </m:sSub>
+        <m:r>
+          <m:rPr>
+            <m:sty m:val="p"/>
+          </m:rPr>
+          <m:t>=</m:t>
+        </m:r>
+        <m:nary>
+          <m:naryPr>
+            <m:chr m:val="∑"/>
+            <m:limLoc m:val="undOvr"/>
+            <m:subHide m:val="off"/>
+            <m:supHide m:val="on"/>
+          </m:naryPr>
+          <m:sub>
+            <m:r>
+              <m:t>k</m:t>
+            </m:r>
+          </m:sub>
+          <m:sup>
+            <m:r>
+              <m:t>​</m:t>
+            </m:r>
+          </m:sup>
+          <m:e>
+            <m:sSub>
+              <m:e>
+                <m:r>
+                  <m:t>β</m:t>
+                </m:r>
+              </m:e>
+              <m:sub>
+                <m:r>
+                  <m:t>i</m:t>
+                </m:r>
+                <m:r>
+                  <m:rPr>
+                    <m:sty m:val="p"/>
+                  </m:rPr>
+                  <m:t>,</m:t>
+                </m:r>
+                <m:r>
+                  <m:t>k</m:t>
+                </m:r>
+              </m:sub>
+            </m:sSub>
+          </m:e>
+        </m:nary>
+        <m:sSub>
+          <m:e>
+            <m:r>
+              <m:t>λ</m:t>
+            </m:r>
+          </m:e>
+          <m:sub>
+            <m:r>
+              <m:t>k</m:t>
+            </m:r>
+          </m:sub>
+        </m:sSub>
+      </m:oMath>
+      <w:r>
+        <w:t xml:space="preserve">, где</w:t>
+      </w:r>
+      <w:r>
+        <w:t xml:space="preserve"> </w:t>
+      </w:r>
+      <m:oMath>
+        <m:sSub>
+          <m:e>
+            <m:r>
+              <m:t>λ</m:t>
+            </m:r>
+          </m:e>
+          <m:sub>
+            <m:r>
+              <m:t>k</m:t>
+            </m:r>
+          </m:sub>
+        </m:sSub>
+      </m:oMath>
+      <w:r>
+        <w:t xml:space="preserve"> </w:t>
+      </w:r>
+      <w:r>
+        <w:t xml:space="preserve">— средняя доходность фактора; требуемая доходность = текущая ставка 1-летних ОФЗ (13,72% на 30.09.2026) + премия.</w:t>
       </w:r>
     </w:p>
     <w:p>
@@ -1997,7 +2488,112 @@
         <w:pStyle w:val="FirstParagraph"/>
       </w:pPr>
       <w:r>
-        <w:t xml:space="preserve">Для малых компаний CAPM занижает премию за риск на 7–16 п.п., для крупных — завышает на 0–4 п.п. Премия = Σ β·λ; λ — средние доходности факторов за 2015–2024 (MKT 5,1%, SMB 17,9%, HML −3,4% годовых).</w:t>
+        <w:t xml:space="preserve">Для малых компаний CAPM занижает премию за риск на 7–16 п.п., для крупных — завышает на 0–4 п.п. Премия</w:t>
+      </w:r>
+      <w:r>
+        <w:t xml:space="preserve"> </w:t>
+      </w:r>
+      <m:oMath>
+        <m:r>
+          <m:t>R</m:t>
+        </m:r>
+        <m:sSub>
+          <m:e>
+            <m:r>
+              <m:t>P</m:t>
+            </m:r>
+          </m:e>
+          <m:sub>
+            <m:r>
+              <m:t>i</m:t>
+            </m:r>
+          </m:sub>
+        </m:sSub>
+        <m:r>
+          <m:rPr>
+            <m:sty m:val="p"/>
+          </m:rPr>
+          <m:t>=</m:t>
+        </m:r>
+        <m:nary>
+          <m:naryPr>
+            <m:chr m:val="∑"/>
+            <m:limLoc m:val="undOvr"/>
+            <m:subHide m:val="off"/>
+            <m:supHide m:val="on"/>
+          </m:naryPr>
+          <m:sub>
+            <m:r>
+              <m:t>k</m:t>
+            </m:r>
+          </m:sub>
+          <m:sup>
+            <m:r>
+              <m:t>​</m:t>
+            </m:r>
+          </m:sup>
+          <m:e>
+            <m:sSub>
+              <m:e>
+                <m:r>
+                  <m:t>β</m:t>
+                </m:r>
+              </m:e>
+              <m:sub>
+                <m:r>
+                  <m:t>i</m:t>
+                </m:r>
+                <m:r>
+                  <m:rPr>
+                    <m:sty m:val="p"/>
+                  </m:rPr>
+                  <m:t>,</m:t>
+                </m:r>
+                <m:r>
+                  <m:t>k</m:t>
+                </m:r>
+              </m:sub>
+            </m:sSub>
+          </m:e>
+        </m:nary>
+        <m:sSub>
+          <m:e>
+            <m:r>
+              <m:t>λ</m:t>
+            </m:r>
+          </m:e>
+          <m:sub>
+            <m:r>
+              <m:t>k</m:t>
+            </m:r>
+          </m:sub>
+        </m:sSub>
+      </m:oMath>
+      <w:r>
+        <w:t xml:space="preserve">;</w:t>
+      </w:r>
+      <w:r>
+        <w:t xml:space="preserve"> </w:t>
+      </w:r>
+      <m:oMath>
+        <m:sSub>
+          <m:e>
+            <m:r>
+              <m:t>λ</m:t>
+            </m:r>
+          </m:e>
+          <m:sub>
+            <m:r>
+              <m:t>k</m:t>
+            </m:r>
+          </m:sub>
+        </m:sSub>
+      </m:oMath>
+      <w:r>
+        <w:t xml:space="preserve"> </w:t>
+      </w:r>
+      <w:r>
+        <w:t xml:space="preserve">— средние доходности факторов за 2015–2024 (MKT 5,1%, SMB 17,9%, HML −3,4% годовых).</w:t>
       </w:r>
     </w:p>
     <w:p>
